--- a/cs233-Projekat-Dokumentacija.docx
+++ b/cs233-Projekat-Dokumentacija.docx
@@ -1567,6 +1567,7 @@
       </w:pPr>
       <w:r>
         <w:rPr>
+          <w:noProof/>
           <w:sz w:val="36"/>
           <w:szCs w:val="36"/>
           <w:lang w:val="sr-Latn-RS"/>
@@ -1618,6 +1619,7 @@
       </w:pPr>
       <w:r>
         <w:rPr>
+          <w:noProof/>
           <w:sz w:val="36"/>
           <w:szCs w:val="36"/>
           <w:lang w:val="sr-Latn-RS"/>
@@ -1774,6 +1776,7 @@
         <w:rPr>
           <w:b/>
           <w:bCs/>
+          <w:noProof/>
           <w:sz w:val="36"/>
           <w:szCs w:val="36"/>
           <w:lang w:val="sr-Latn-RS"/>
@@ -1930,6 +1933,7 @@
         <w:rPr>
           <w:b/>
           <w:bCs/>
+          <w:noProof/>
           <w:sz w:val="36"/>
           <w:szCs w:val="36"/>
           <w:lang w:val="sr-Latn-RS"/>
@@ -2064,6 +2068,7 @@
         <w:rPr>
           <w:b/>
           <w:bCs/>
+          <w:noProof/>
           <w:sz w:val="36"/>
           <w:szCs w:val="36"/>
           <w:lang w:val="sr-Latn-RS"/>
@@ -2199,6 +2204,7 @@
         <w:rPr>
           <w:b/>
           <w:bCs/>
+          <w:noProof/>
           <w:sz w:val="36"/>
           <w:szCs w:val="36"/>
           <w:lang w:val="sr-Latn-RS"/>
@@ -2320,6 +2326,7 @@
         <w:rPr>
           <w:b/>
           <w:bCs/>
+          <w:noProof/>
           <w:sz w:val="36"/>
           <w:szCs w:val="36"/>
           <w:lang w:val="sr-Latn-RS"/>
@@ -2544,6 +2551,7 @@
         <w:rPr>
           <w:b/>
           <w:bCs/>
+          <w:noProof/>
           <w:sz w:val="36"/>
           <w:szCs w:val="36"/>
           <w:lang w:val="sr-Latn-RS"/>
@@ -2643,6 +2651,7 @@
         <w:rPr>
           <w:b/>
           <w:bCs/>
+          <w:noProof/>
           <w:sz w:val="36"/>
           <w:szCs w:val="36"/>
           <w:lang w:val="sr-Latn-RS"/>
@@ -2819,6 +2828,7 @@
         <w:rPr>
           <w:b/>
           <w:bCs/>
+          <w:noProof/>
           <w:sz w:val="36"/>
           <w:szCs w:val="36"/>
           <w:lang w:val="sr-Latn-RS"/>
@@ -2940,6 +2950,7 @@
         <w:rPr>
           <w:b/>
           <w:bCs/>
+          <w:noProof/>
           <w:sz w:val="36"/>
           <w:szCs w:val="36"/>
           <w:lang w:val="sr-Latn-RS"/>
@@ -3083,6 +3094,7 @@
         <w:rPr>
           <w:b/>
           <w:bCs/>
+          <w:noProof/>
           <w:sz w:val="36"/>
           <w:szCs w:val="36"/>
           <w:lang w:val="sr-Latn-RS"/>
@@ -3193,6 +3205,7 @@
         <w:rPr>
           <w:b/>
           <w:bCs/>
+          <w:noProof/>
           <w:sz w:val="36"/>
           <w:szCs w:val="36"/>
           <w:lang w:val="sr-Latn-RS"/>
@@ -3325,6 +3338,7 @@
         <w:rPr>
           <w:b/>
           <w:bCs/>
+          <w:noProof/>
           <w:sz w:val="36"/>
           <w:szCs w:val="36"/>
           <w:lang w:val="sr-Latn-RS"/>
@@ -3379,6 +3393,574 @@
     </w:p>
     <w:p>
       <w:pPr>
+        <w:pStyle w:val="ListParagraph"/>
+        <w:numPr>
+          <w:ilvl w:val="1"/>
+          <w:numId w:val="2"/>
+        </w:numPr>
+        <w:rPr>
+          <w:b/>
+          <w:bCs/>
+          <w:sz w:val="36"/>
+          <w:szCs w:val="36"/>
+          <w:lang w:val="sr-Latn-RS"/>
+        </w:rPr>
+      </w:pPr>
+      <w:r>
+        <w:rPr>
+          <w:b/>
+          <w:bCs/>
+          <w:sz w:val="36"/>
+          <w:szCs w:val="36"/>
+          <w:lang w:val="sr-Latn-RS"/>
+        </w:rPr>
+        <w:t>Ispit</w:t>
+      </w:r>
+    </w:p>
+    <w:p>
+      <w:pPr>
+        <w:pStyle w:val="ListParagraph"/>
+        <w:numPr>
+          <w:ilvl w:val="0"/>
+          <w:numId w:val="6"/>
+        </w:numPr>
+        <w:rPr>
+          <w:b/>
+          <w:bCs/>
+          <w:sz w:val="36"/>
+          <w:szCs w:val="36"/>
+          <w:lang w:val="sr-Latn-RS"/>
+        </w:rPr>
+      </w:pPr>
+      <w:r>
+        <w:rPr>
+          <w:sz w:val="36"/>
+          <w:szCs w:val="36"/>
+          <w:lang w:val="sr-Latn-RS"/>
+        </w:rPr>
+        <w:t xml:space="preserve">Od generalnih poboljšanja dodata je tekstura trave na zemlji, osvetljenje je poboljšano i može se videti na drveću i neprijateljima, malo je promenjen heavy neprijatelj da bude širi od običnog, dodate su ruke iz kojih igrač ispaljuje projektile i njihova boja se menja u odnosu na to koja magija je izabrana, drveće je još uvek samo jedan model ali je malo randomizovana pozicija u odnosu na grid i random su rotacija i skala kako ne bi sve izgledalo isto. </w:t>
+      </w:r>
+    </w:p>
+    <w:p>
+      <w:pPr>
+        <w:ind w:left="360"/>
+        <w:rPr>
+          <w:b/>
+          <w:bCs/>
+          <w:sz w:val="36"/>
+          <w:szCs w:val="36"/>
+          <w:lang w:val="sr-Latn-RS"/>
+        </w:rPr>
+      </w:pPr>
+      <w:r>
+        <w:rPr>
+          <w:lang w:val="sr-Latn-RS"/>
+        </w:rPr>
+        <w:lastRenderedPageBreak/>
+        <w:drawing>
+          <wp:inline distT="0" distB="0" distL="0" distR="0" wp14:anchorId="4B392A1F" wp14:editId="764A83C0">
+            <wp:extent cx="5943600" cy="4839335"/>
+            <wp:effectExtent l="0" t="0" r="0" b="0"/>
+            <wp:docPr id="1815287871" name="Picture 1"/>
+            <wp:cNvGraphicFramePr>
+              <a:graphicFrameLocks xmlns:a="http://schemas.openxmlformats.org/drawingml/2006/main" noChangeAspect="1"/>
+            </wp:cNvGraphicFramePr>
+            <a:graphic xmlns:a="http://schemas.openxmlformats.org/drawingml/2006/main">
+              <a:graphicData uri="http://schemas.openxmlformats.org/drawingml/2006/picture">
+                <pic:pic xmlns:pic="http://schemas.openxmlformats.org/drawingml/2006/picture">
+                  <pic:nvPicPr>
+                    <pic:cNvPr id="1815287871" name=""/>
+                    <pic:cNvPicPr/>
+                  </pic:nvPicPr>
+                  <pic:blipFill>
+                    <a:blip r:embed="rId20"/>
+                    <a:stretch>
+                      <a:fillRect/>
+                    </a:stretch>
+                  </pic:blipFill>
+                  <pic:spPr>
+                    <a:xfrm>
+                      <a:off x="0" y="0"/>
+                      <a:ext cx="5943600" cy="4839335"/>
+                    </a:xfrm>
+                    <a:prstGeom prst="rect">
+                      <a:avLst/>
+                    </a:prstGeom>
+                  </pic:spPr>
+                </pic:pic>
+              </a:graphicData>
+            </a:graphic>
+          </wp:inline>
+        </w:drawing>
+      </w:r>
+    </w:p>
+    <w:p>
+      <w:pPr>
+        <w:rPr>
+          <w:b/>
+          <w:bCs/>
+          <w:sz w:val="36"/>
+          <w:szCs w:val="36"/>
+          <w:lang w:val="sr-Latn-RS"/>
+        </w:rPr>
+      </w:pPr>
+      <w:r>
+        <w:rPr>
+          <w:lang w:val="sr-Latn-RS"/>
+        </w:rPr>
+        <w:drawing>
+          <wp:inline distT="0" distB="0" distL="0" distR="0" wp14:anchorId="253D07C6" wp14:editId="61DC3650">
+            <wp:extent cx="5943600" cy="1774190"/>
+            <wp:effectExtent l="0" t="0" r="0" b="0"/>
+            <wp:docPr id="1411415674" name="Picture 1"/>
+            <wp:cNvGraphicFramePr>
+              <a:graphicFrameLocks xmlns:a="http://schemas.openxmlformats.org/drawingml/2006/main" noChangeAspect="1"/>
+            </wp:cNvGraphicFramePr>
+            <a:graphic xmlns:a="http://schemas.openxmlformats.org/drawingml/2006/main">
+              <a:graphicData uri="http://schemas.openxmlformats.org/drawingml/2006/picture">
+                <pic:pic xmlns:pic="http://schemas.openxmlformats.org/drawingml/2006/picture">
+                  <pic:nvPicPr>
+                    <pic:cNvPr id="1411415674" name=""/>
+                    <pic:cNvPicPr/>
+                  </pic:nvPicPr>
+                  <pic:blipFill>
+                    <a:blip r:embed="rId21"/>
+                    <a:stretch>
+                      <a:fillRect/>
+                    </a:stretch>
+                  </pic:blipFill>
+                  <pic:spPr>
+                    <a:xfrm>
+                      <a:off x="0" y="0"/>
+                      <a:ext cx="5943600" cy="1774190"/>
+                    </a:xfrm>
+                    <a:prstGeom prst="rect">
+                      <a:avLst/>
+                    </a:prstGeom>
+                  </pic:spPr>
+                </pic:pic>
+              </a:graphicData>
+            </a:graphic>
+          </wp:inline>
+        </w:drawing>
+      </w:r>
+    </w:p>
+    <w:p>
+      <w:pPr>
+        <w:rPr>
+          <w:b/>
+          <w:bCs/>
+          <w:sz w:val="36"/>
+          <w:szCs w:val="36"/>
+          <w:lang w:val="sr-Latn-RS"/>
+        </w:rPr>
+      </w:pPr>
+      <w:r>
+        <w:rPr>
+          <w:b/>
+          <w:bCs/>
+          <w:sz w:val="36"/>
+          <w:szCs w:val="36"/>
+          <w:lang w:val="sr-Latn-RS"/>
+        </w:rPr>
+        <w:lastRenderedPageBreak/>
+        <w:drawing>
+          <wp:inline distT="0" distB="0" distL="0" distR="0" wp14:anchorId="7A6AC18A" wp14:editId="2EDA0539">
+            <wp:extent cx="5943600" cy="5913755"/>
+            <wp:effectExtent l="0" t="0" r="0" b="0"/>
+            <wp:docPr id="1406945995" name="Picture 1"/>
+            <wp:cNvGraphicFramePr>
+              <a:graphicFrameLocks xmlns:a="http://schemas.openxmlformats.org/drawingml/2006/main" noChangeAspect="1"/>
+            </wp:cNvGraphicFramePr>
+            <a:graphic xmlns:a="http://schemas.openxmlformats.org/drawingml/2006/main">
+              <a:graphicData uri="http://schemas.openxmlformats.org/drawingml/2006/picture">
+                <pic:pic xmlns:pic="http://schemas.openxmlformats.org/drawingml/2006/picture">
+                  <pic:nvPicPr>
+                    <pic:cNvPr id="1406945995" name=""/>
+                    <pic:cNvPicPr/>
+                  </pic:nvPicPr>
+                  <pic:blipFill>
+                    <a:blip r:embed="rId22"/>
+                    <a:stretch>
+                      <a:fillRect/>
+                    </a:stretch>
+                  </pic:blipFill>
+                  <pic:spPr>
+                    <a:xfrm>
+                      <a:off x="0" y="0"/>
+                      <a:ext cx="5943600" cy="5913755"/>
+                    </a:xfrm>
+                    <a:prstGeom prst="rect">
+                      <a:avLst/>
+                    </a:prstGeom>
+                  </pic:spPr>
+                </pic:pic>
+              </a:graphicData>
+            </a:graphic>
+          </wp:inline>
+        </w:drawing>
+      </w:r>
+    </w:p>
+    <w:p>
+      <w:pPr>
+        <w:rPr>
+          <w:sz w:val="36"/>
+          <w:szCs w:val="36"/>
+          <w:lang w:val="sr-Latn-RS"/>
+        </w:rPr>
+      </w:pPr>
+      <w:r>
+        <w:rPr>
+          <w:sz w:val="36"/>
+          <w:szCs w:val="36"/>
+          <w:lang w:val="sr-Latn-RS"/>
+        </w:rPr>
+        <w:t>Za randomiziranje korišćen je mt19937 što je pseudo random generator koji bolje radi nego rand().</w:t>
+      </w:r>
+    </w:p>
+    <w:p>
+      <w:pPr>
+        <w:rPr>
+          <w:sz w:val="36"/>
+          <w:szCs w:val="36"/>
+          <w:lang w:val="sr-Latn-RS"/>
+        </w:rPr>
+      </w:pPr>
+      <w:r>
+        <w:rPr>
+          <w:b/>
+          <w:bCs/>
+          <w:sz w:val="36"/>
+          <w:szCs w:val="36"/>
+          <w:lang w:val="sr-Latn-RS"/>
+        </w:rPr>
+        <w:lastRenderedPageBreak/>
+        <w:drawing>
+          <wp:inline distT="0" distB="0" distL="0" distR="0" wp14:anchorId="46B02F9F" wp14:editId="7F97AF89">
+            <wp:extent cx="5943600" cy="2231390"/>
+            <wp:effectExtent l="0" t="0" r="0" b="0"/>
+            <wp:docPr id="1130435853" name="Picture 1"/>
+            <wp:cNvGraphicFramePr>
+              <a:graphicFrameLocks xmlns:a="http://schemas.openxmlformats.org/drawingml/2006/main" noChangeAspect="1"/>
+            </wp:cNvGraphicFramePr>
+            <a:graphic xmlns:a="http://schemas.openxmlformats.org/drawingml/2006/main">
+              <a:graphicData uri="http://schemas.openxmlformats.org/drawingml/2006/picture">
+                <pic:pic xmlns:pic="http://schemas.openxmlformats.org/drawingml/2006/picture">
+                  <pic:nvPicPr>
+                    <pic:cNvPr id="1130435853" name=""/>
+                    <pic:cNvPicPr/>
+                  </pic:nvPicPr>
+                  <pic:blipFill>
+                    <a:blip r:embed="rId23"/>
+                    <a:stretch>
+                      <a:fillRect/>
+                    </a:stretch>
+                  </pic:blipFill>
+                  <pic:spPr>
+                    <a:xfrm>
+                      <a:off x="0" y="0"/>
+                      <a:ext cx="5943600" cy="2231390"/>
+                    </a:xfrm>
+                    <a:prstGeom prst="rect">
+                      <a:avLst/>
+                    </a:prstGeom>
+                  </pic:spPr>
+                </pic:pic>
+              </a:graphicData>
+            </a:graphic>
+          </wp:inline>
+        </w:drawing>
+      </w:r>
+      <w:r>
+        <w:rPr>
+          <w:sz w:val="36"/>
+          <w:szCs w:val="36"/>
+          <w:lang w:val="sr-Latn-RS"/>
+        </w:rPr>
+        <w:t>Takođe su dodate collision mape kako se projektili i neprijatelji ne bi sudarali sa pickupovima. Već je to ugrađena funkcija u bullet rigidbody ali u našoj rigidbody klasi se automatski setuje da se svim sudara pa mora da se skloni telo i stavi novo sa collisionima koje mu mi damo.</w:t>
+      </w:r>
+    </w:p>
+    <w:p>
+      <w:pPr>
+        <w:rPr>
+          <w:sz w:val="36"/>
+          <w:szCs w:val="36"/>
+        </w:rPr>
+      </w:pPr>
+      <w:r>
+        <w:rPr>
+          <w:sz w:val="36"/>
+          <w:szCs w:val="36"/>
+          <w:lang w:val="sr-Latn-RS"/>
+        </w:rPr>
+        <w:drawing>
+          <wp:inline distT="0" distB="0" distL="0" distR="0" wp14:anchorId="19DFACBD" wp14:editId="34F29B50">
+            <wp:extent cx="3486637" cy="1657581"/>
+            <wp:effectExtent l="0" t="0" r="0" b="0"/>
+            <wp:docPr id="534778991" name="Picture 1"/>
+            <wp:cNvGraphicFramePr>
+              <a:graphicFrameLocks xmlns:a="http://schemas.openxmlformats.org/drawingml/2006/main" noChangeAspect="1"/>
+            </wp:cNvGraphicFramePr>
+            <a:graphic xmlns:a="http://schemas.openxmlformats.org/drawingml/2006/main">
+              <a:graphicData uri="http://schemas.openxmlformats.org/drawingml/2006/picture">
+                <pic:pic xmlns:pic="http://schemas.openxmlformats.org/drawingml/2006/picture">
+                  <pic:nvPicPr>
+                    <pic:cNvPr id="534778991" name=""/>
+                    <pic:cNvPicPr/>
+                  </pic:nvPicPr>
+                  <pic:blipFill>
+                    <a:blip r:embed="rId24"/>
+                    <a:stretch>
+                      <a:fillRect/>
+                    </a:stretch>
+                  </pic:blipFill>
+                  <pic:spPr>
+                    <a:xfrm>
+                      <a:off x="0" y="0"/>
+                      <a:ext cx="3486637" cy="1657581"/>
+                    </a:xfrm>
+                    <a:prstGeom prst="rect">
+                      <a:avLst/>
+                    </a:prstGeom>
+                  </pic:spPr>
+                </pic:pic>
+              </a:graphicData>
+            </a:graphic>
+          </wp:inline>
+        </w:drawing>
+      </w:r>
+    </w:p>
+    <w:p>
+      <w:pPr>
+        <w:rPr>
+          <w:b/>
+          <w:bCs/>
+          <w:sz w:val="36"/>
+          <w:szCs w:val="36"/>
+          <w:lang w:val="sr-Latn-RS"/>
+        </w:rPr>
+      </w:pPr>
+    </w:p>
+    <w:p>
+      <w:pPr>
+        <w:pStyle w:val="ListParagraph"/>
+        <w:numPr>
+          <w:ilvl w:val="0"/>
+          <w:numId w:val="6"/>
+        </w:numPr>
+        <w:rPr>
+          <w:b/>
+          <w:bCs/>
+          <w:sz w:val="36"/>
+          <w:szCs w:val="36"/>
+          <w:lang w:val="sr-Latn-RS"/>
+        </w:rPr>
+      </w:pPr>
+      <w:r>
+        <w:rPr>
+          <w:sz w:val="36"/>
+          <w:szCs w:val="36"/>
+          <w:lang w:val="sr-Latn-RS"/>
+        </w:rPr>
+        <w:t>Dodata je mehanika runda, gde se na određeno vreme povećava runda i igrica postaje teža tako što unosi više neprijatelja i teške neprijatelje, limitirano je do koliko ide jer za igrača pored privremenih pickupova ne postoji način da postane trajno jači ali još uvek kasnije zavisi od tih pickupova da preživi.</w:t>
+      </w:r>
+    </w:p>
+    <w:p>
+      <w:pPr>
+        <w:rPr>
+          <w:b/>
+          <w:bCs/>
+          <w:sz w:val="36"/>
+          <w:szCs w:val="36"/>
+          <w:lang w:val="sr-Latn-RS"/>
+        </w:rPr>
+      </w:pPr>
+      <w:r>
+        <w:rPr>
+          <w:b/>
+          <w:bCs/>
+          <w:sz w:val="36"/>
+          <w:szCs w:val="36"/>
+          <w:lang w:val="sr-Latn-RS"/>
+        </w:rPr>
+        <w:lastRenderedPageBreak/>
+        <w:drawing>
+          <wp:inline distT="0" distB="0" distL="0" distR="0" wp14:anchorId="3F8CCC50" wp14:editId="4743D016">
+            <wp:extent cx="5943600" cy="6104890"/>
+            <wp:effectExtent l="0" t="0" r="0" b="0"/>
+            <wp:docPr id="1489968639" name="Picture 1"/>
+            <wp:cNvGraphicFramePr>
+              <a:graphicFrameLocks xmlns:a="http://schemas.openxmlformats.org/drawingml/2006/main" noChangeAspect="1"/>
+            </wp:cNvGraphicFramePr>
+            <a:graphic xmlns:a="http://schemas.openxmlformats.org/drawingml/2006/main">
+              <a:graphicData uri="http://schemas.openxmlformats.org/drawingml/2006/picture">
+                <pic:pic xmlns:pic="http://schemas.openxmlformats.org/drawingml/2006/picture">
+                  <pic:nvPicPr>
+                    <pic:cNvPr id="1489968639" name=""/>
+                    <pic:cNvPicPr/>
+                  </pic:nvPicPr>
+                  <pic:blipFill>
+                    <a:blip r:embed="rId25"/>
+                    <a:stretch>
+                      <a:fillRect/>
+                    </a:stretch>
+                  </pic:blipFill>
+                  <pic:spPr>
+                    <a:xfrm>
+                      <a:off x="0" y="0"/>
+                      <a:ext cx="5943600" cy="6104890"/>
+                    </a:xfrm>
+                    <a:prstGeom prst="rect">
+                      <a:avLst/>
+                    </a:prstGeom>
+                  </pic:spPr>
+                </pic:pic>
+              </a:graphicData>
+            </a:graphic>
+          </wp:inline>
+        </w:drawing>
+      </w:r>
+    </w:p>
+    <w:p>
+      <w:pPr>
+        <w:pStyle w:val="ListParagraph"/>
+        <w:numPr>
+          <w:ilvl w:val="0"/>
+          <w:numId w:val="6"/>
+        </w:numPr>
+        <w:rPr>
+          <w:b/>
+          <w:bCs/>
+          <w:sz w:val="36"/>
+          <w:szCs w:val="36"/>
+          <w:lang w:val="sr-Latn-RS"/>
+        </w:rPr>
+      </w:pPr>
+      <w:r>
+        <w:rPr>
+          <w:sz w:val="36"/>
+          <w:szCs w:val="36"/>
+          <w:lang w:val="sr-Latn-RS"/>
+        </w:rPr>
+        <w:t>Implementirane se 4 vrste pickupova, heal, smanjenje cooldown-a ispaljivanja, povećanje brzine igrača, i nuklearna bomba koja ubija sve neprijatelje na sceni. Dozvoljeno je da se igrač healuje iznad maximuma kao olakšica kad ima puno neprijatelja.</w:t>
+      </w:r>
+    </w:p>
+    <w:p>
+      <w:pPr>
+        <w:rPr>
+          <w:b/>
+          <w:bCs/>
+          <w:sz w:val="36"/>
+          <w:szCs w:val="36"/>
+          <w:lang w:val="sr-Latn-RS"/>
+        </w:rPr>
+      </w:pPr>
+      <w:r>
+        <w:rPr>
+          <w:b/>
+          <w:bCs/>
+          <w:sz w:val="36"/>
+          <w:szCs w:val="36"/>
+          <w:lang w:val="sr-Latn-RS"/>
+        </w:rPr>
+        <w:lastRenderedPageBreak/>
+        <w:drawing>
+          <wp:inline distT="0" distB="0" distL="0" distR="0" wp14:anchorId="145F7848" wp14:editId="241EFEDE">
+            <wp:extent cx="5943600" cy="4577080"/>
+            <wp:effectExtent l="0" t="0" r="0" b="0"/>
+            <wp:docPr id="1560445528" name="Picture 1"/>
+            <wp:cNvGraphicFramePr>
+              <a:graphicFrameLocks xmlns:a="http://schemas.openxmlformats.org/drawingml/2006/main" noChangeAspect="1"/>
+            </wp:cNvGraphicFramePr>
+            <a:graphic xmlns:a="http://schemas.openxmlformats.org/drawingml/2006/main">
+              <a:graphicData uri="http://schemas.openxmlformats.org/drawingml/2006/picture">
+                <pic:pic xmlns:pic="http://schemas.openxmlformats.org/drawingml/2006/picture">
+                  <pic:nvPicPr>
+                    <pic:cNvPr id="1560445528" name=""/>
+                    <pic:cNvPicPr/>
+                  </pic:nvPicPr>
+                  <pic:blipFill>
+                    <a:blip r:embed="rId26"/>
+                    <a:stretch>
+                      <a:fillRect/>
+                    </a:stretch>
+                  </pic:blipFill>
+                  <pic:spPr>
+                    <a:xfrm>
+                      <a:off x="0" y="0"/>
+                      <a:ext cx="5943600" cy="4577080"/>
+                    </a:xfrm>
+                    <a:prstGeom prst="rect">
+                      <a:avLst/>
+                    </a:prstGeom>
+                  </pic:spPr>
+                </pic:pic>
+              </a:graphicData>
+            </a:graphic>
+          </wp:inline>
+        </w:drawing>
+      </w:r>
+    </w:p>
+    <w:p>
+      <w:pPr>
+        <w:rPr>
+          <w:b/>
+          <w:bCs/>
+          <w:sz w:val="36"/>
+          <w:szCs w:val="36"/>
+          <w:lang w:val="sr-Latn-RS"/>
+        </w:rPr>
+      </w:pPr>
+    </w:p>
+    <w:p>
+      <w:pPr>
+        <w:rPr>
+          <w:b/>
+          <w:bCs/>
+          <w:sz w:val="36"/>
+          <w:szCs w:val="36"/>
+          <w:lang w:val="sr-Latn-RS"/>
+        </w:rPr>
+      </w:pPr>
+    </w:p>
+    <w:p>
+      <w:pPr>
+        <w:rPr>
+          <w:sz w:val="36"/>
+          <w:szCs w:val="36"/>
+          <w:lang w:val="sr-Latn-RS"/>
+        </w:rPr>
+      </w:pPr>
+    </w:p>
+    <w:p>
+      <w:pPr>
+        <w:rPr>
+          <w:sz w:val="36"/>
+          <w:szCs w:val="36"/>
+          <w:lang w:val="sr-Latn-RS"/>
+        </w:rPr>
+      </w:pPr>
+    </w:p>
+    <w:p>
+      <w:pPr>
+        <w:rPr>
+          <w:sz w:val="36"/>
+          <w:szCs w:val="36"/>
+          <w:lang w:val="sr-Latn-RS"/>
+        </w:rPr>
+      </w:pPr>
+    </w:p>
+    <w:p>
+      <w:pPr>
+        <w:rPr>
+          <w:sz w:val="36"/>
+          <w:szCs w:val="36"/>
+          <w:lang w:val="sr-Latn-RS"/>
+        </w:rPr>
+      </w:pPr>
+    </w:p>
+    <w:p>
+      <w:pPr>
         <w:rPr>
           <w:sz w:val="36"/>
           <w:szCs w:val="36"/>
@@ -3427,6 +4009,7 @@
           <w:szCs w:val="36"/>
           <w:lang w:val="sr-Latn-RS"/>
         </w:rPr>
+        <w:lastRenderedPageBreak/>
         <w:t>Literatura</w:t>
       </w:r>
     </w:p>
@@ -3450,7 +4033,7 @@
         </w:rPr>
         <w:t xml:space="preserve">: </w:t>
       </w:r>
-      <w:hyperlink r:id="rId20" w:history="1">
+      <w:hyperlink r:id="rId27" w:history="1">
         <w:r>
           <w:rPr>
             <w:rStyle w:val="Hyperlink"/>
@@ -3487,7 +4070,7 @@
         </w:rPr>
         <w:t xml:space="preserve">: </w:t>
       </w:r>
-      <w:hyperlink r:id="rId21" w:history="1">
+      <w:hyperlink r:id="rId28" w:history="1">
         <w:r>
           <w:rPr>
             <w:rStyle w:val="Hyperlink"/>
@@ -3515,7 +4098,7 @@
         </w:rPr>
         <w:t xml:space="preserve">Geeks4Geeks: </w:t>
       </w:r>
-      <w:hyperlink r:id="rId22" w:history="1">
+      <w:hyperlink r:id="rId29" w:history="1">
         <w:r>
           <w:rPr>
             <w:rStyle w:val="Hyperlink"/>
@@ -3685,6 +4268,216 @@
     </w:lvl>
   </w:abstractNum>
   <w:abstractNum w:abstractNumId="1" w15:restartNumberingAfterBreak="0">
+    <w:nsid w:val="18FB19C2"/>
+    <w:multiLevelType w:val="multilevel"/>
+    <w:tmpl w:val="6DEEC150"/>
+    <w:lvl w:ilvl="0">
+      <w:start w:val="2"/>
+      <w:numFmt w:val="decimal"/>
+      <w:lvlText w:val="%1"/>
+      <w:lvlJc w:val="left"/>
+      <w:pPr>
+        <w:ind w:left="720" w:hanging="360"/>
+      </w:pPr>
+      <w:rPr>
+        <w:rFonts w:hint="default"/>
+      </w:rPr>
+    </w:lvl>
+    <w:lvl w:ilvl="1">
+      <w:start w:val="1"/>
+      <w:numFmt w:val="decimal"/>
+      <w:isLgl/>
+      <w:lvlText w:val="%1.%2"/>
+      <w:lvlJc w:val="left"/>
+      <w:pPr>
+        <w:ind w:left="1440" w:hanging="720"/>
+      </w:pPr>
+      <w:rPr>
+        <w:rFonts w:hint="default"/>
+      </w:rPr>
+    </w:lvl>
+    <w:lvl w:ilvl="2">
+      <w:start w:val="1"/>
+      <w:numFmt w:val="decimal"/>
+      <w:isLgl/>
+      <w:lvlText w:val="%1.%2.%3"/>
+      <w:lvlJc w:val="left"/>
+      <w:pPr>
+        <w:ind w:left="2160" w:hanging="1080"/>
+      </w:pPr>
+      <w:rPr>
+        <w:rFonts w:hint="default"/>
+      </w:rPr>
+    </w:lvl>
+    <w:lvl w:ilvl="3">
+      <w:start w:val="1"/>
+      <w:numFmt w:val="decimal"/>
+      <w:isLgl/>
+      <w:lvlText w:val="%1.%2.%3.%4"/>
+      <w:lvlJc w:val="left"/>
+      <w:pPr>
+        <w:ind w:left="2520" w:hanging="1080"/>
+      </w:pPr>
+      <w:rPr>
+        <w:rFonts w:hint="default"/>
+      </w:rPr>
+    </w:lvl>
+    <w:lvl w:ilvl="4">
+      <w:start w:val="1"/>
+      <w:numFmt w:val="decimal"/>
+      <w:isLgl/>
+      <w:lvlText w:val="%1.%2.%3.%4.%5"/>
+      <w:lvlJc w:val="left"/>
+      <w:pPr>
+        <w:ind w:left="3240" w:hanging="1440"/>
+      </w:pPr>
+      <w:rPr>
+        <w:rFonts w:hint="default"/>
+      </w:rPr>
+    </w:lvl>
+    <w:lvl w:ilvl="5">
+      <w:start w:val="1"/>
+      <w:numFmt w:val="decimal"/>
+      <w:isLgl/>
+      <w:lvlText w:val="%1.%2.%3.%4.%5.%6"/>
+      <w:lvlJc w:val="left"/>
+      <w:pPr>
+        <w:ind w:left="3960" w:hanging="1800"/>
+      </w:pPr>
+      <w:rPr>
+        <w:rFonts w:hint="default"/>
+      </w:rPr>
+    </w:lvl>
+    <w:lvl w:ilvl="6">
+      <w:start w:val="1"/>
+      <w:numFmt w:val="decimal"/>
+      <w:isLgl/>
+      <w:lvlText w:val="%1.%2.%3.%4.%5.%6.%7"/>
+      <w:lvlJc w:val="left"/>
+      <w:pPr>
+        <w:ind w:left="4680" w:hanging="2160"/>
+      </w:pPr>
+      <w:rPr>
+        <w:rFonts w:hint="default"/>
+      </w:rPr>
+    </w:lvl>
+    <w:lvl w:ilvl="7">
+      <w:start w:val="1"/>
+      <w:numFmt w:val="decimal"/>
+      <w:isLgl/>
+      <w:lvlText w:val="%1.%2.%3.%4.%5.%6.%7.%8"/>
+      <w:lvlJc w:val="left"/>
+      <w:pPr>
+        <w:ind w:left="5040" w:hanging="2160"/>
+      </w:pPr>
+      <w:rPr>
+        <w:rFonts w:hint="default"/>
+      </w:rPr>
+    </w:lvl>
+    <w:lvl w:ilvl="8">
+      <w:start w:val="1"/>
+      <w:numFmt w:val="decimal"/>
+      <w:isLgl/>
+      <w:lvlText w:val="%1.%2.%3.%4.%5.%6.%7.%8.%9"/>
+      <w:lvlJc w:val="left"/>
+      <w:pPr>
+        <w:ind w:left="5760" w:hanging="2520"/>
+      </w:pPr>
+      <w:rPr>
+        <w:rFonts w:hint="default"/>
+      </w:rPr>
+    </w:lvl>
+  </w:abstractNum>
+  <w:abstractNum w:abstractNumId="2" w15:restartNumberingAfterBreak="0">
+    <w:nsid w:val="2A8620DD"/>
+    <w:multiLevelType w:val="hybridMultilevel"/>
+    <w:tmpl w:val="6DAA7486"/>
+    <w:lvl w:ilvl="0" w:tplc="FFFFFFFF">
+      <w:start w:val="1"/>
+      <w:numFmt w:val="decimal"/>
+      <w:lvlText w:val="%1."/>
+      <w:lvlJc w:val="left"/>
+      <w:pPr>
+        <w:ind w:left="720" w:hanging="360"/>
+      </w:pPr>
+      <w:rPr>
+        <w:rFonts w:hint="default"/>
+      </w:rPr>
+    </w:lvl>
+    <w:lvl w:ilvl="1" w:tplc="FFFFFFFF" w:tentative="1">
+      <w:start w:val="1"/>
+      <w:numFmt w:val="lowerLetter"/>
+      <w:lvlText w:val="%2."/>
+      <w:lvlJc w:val="left"/>
+      <w:pPr>
+        <w:ind w:left="1440" w:hanging="360"/>
+      </w:pPr>
+    </w:lvl>
+    <w:lvl w:ilvl="2" w:tplc="FFFFFFFF" w:tentative="1">
+      <w:start w:val="1"/>
+      <w:numFmt w:val="lowerRoman"/>
+      <w:lvlText w:val="%3."/>
+      <w:lvlJc w:val="right"/>
+      <w:pPr>
+        <w:ind w:left="2160" w:hanging="180"/>
+      </w:pPr>
+    </w:lvl>
+    <w:lvl w:ilvl="3" w:tplc="FFFFFFFF" w:tentative="1">
+      <w:start w:val="1"/>
+      <w:numFmt w:val="decimal"/>
+      <w:lvlText w:val="%4."/>
+      <w:lvlJc w:val="left"/>
+      <w:pPr>
+        <w:ind w:left="2880" w:hanging="360"/>
+      </w:pPr>
+    </w:lvl>
+    <w:lvl w:ilvl="4" w:tplc="FFFFFFFF" w:tentative="1">
+      <w:start w:val="1"/>
+      <w:numFmt w:val="lowerLetter"/>
+      <w:lvlText w:val="%5."/>
+      <w:lvlJc w:val="left"/>
+      <w:pPr>
+        <w:ind w:left="3600" w:hanging="360"/>
+      </w:pPr>
+    </w:lvl>
+    <w:lvl w:ilvl="5" w:tplc="FFFFFFFF" w:tentative="1">
+      <w:start w:val="1"/>
+      <w:numFmt w:val="lowerRoman"/>
+      <w:lvlText w:val="%6."/>
+      <w:lvlJc w:val="right"/>
+      <w:pPr>
+        <w:ind w:left="4320" w:hanging="180"/>
+      </w:pPr>
+    </w:lvl>
+    <w:lvl w:ilvl="6" w:tplc="FFFFFFFF" w:tentative="1">
+      <w:start w:val="1"/>
+      <w:numFmt w:val="decimal"/>
+      <w:lvlText w:val="%7."/>
+      <w:lvlJc w:val="left"/>
+      <w:pPr>
+        <w:ind w:left="5040" w:hanging="360"/>
+      </w:pPr>
+    </w:lvl>
+    <w:lvl w:ilvl="7" w:tplc="FFFFFFFF" w:tentative="1">
+      <w:start w:val="1"/>
+      <w:numFmt w:val="lowerLetter"/>
+      <w:lvlText w:val="%8."/>
+      <w:lvlJc w:val="left"/>
+      <w:pPr>
+        <w:ind w:left="5760" w:hanging="360"/>
+      </w:pPr>
+    </w:lvl>
+    <w:lvl w:ilvl="8" w:tplc="FFFFFFFF" w:tentative="1">
+      <w:start w:val="1"/>
+      <w:numFmt w:val="lowerRoman"/>
+      <w:lvlText w:val="%9."/>
+      <w:lvlJc w:val="right"/>
+      <w:pPr>
+        <w:ind w:left="6480" w:hanging="180"/>
+      </w:pPr>
+    </w:lvl>
+  </w:abstractNum>
+  <w:abstractNum w:abstractNumId="3" w15:restartNumberingAfterBreak="0">
     <w:nsid w:val="53482EAA"/>
     <w:multiLevelType w:val="multilevel"/>
     <w:tmpl w:val="6DEEC150"/>
@@ -3805,7 +4598,185 @@
       </w:rPr>
     </w:lvl>
   </w:abstractNum>
-  <w:abstractNum w:abstractNumId="2" w15:restartNumberingAfterBreak="0">
+  <w:abstractNum w:abstractNumId="4" w15:restartNumberingAfterBreak="0">
+    <w:nsid w:val="5C3356B7"/>
+    <w:multiLevelType w:val="hybridMultilevel"/>
+    <w:tmpl w:val="6DAA7486"/>
+    <w:lvl w:ilvl="0" w:tplc="0409000F">
+      <w:start w:val="1"/>
+      <w:numFmt w:val="decimal"/>
+      <w:lvlText w:val="%1."/>
+      <w:lvlJc w:val="left"/>
+      <w:pPr>
+        <w:ind w:left="720" w:hanging="360"/>
+      </w:pPr>
+      <w:rPr>
+        <w:rFonts w:hint="default"/>
+      </w:rPr>
+    </w:lvl>
+    <w:lvl w:ilvl="1" w:tplc="04090019" w:tentative="1">
+      <w:start w:val="1"/>
+      <w:numFmt w:val="lowerLetter"/>
+      <w:lvlText w:val="%2."/>
+      <w:lvlJc w:val="left"/>
+      <w:pPr>
+        <w:ind w:left="1440" w:hanging="360"/>
+      </w:pPr>
+    </w:lvl>
+    <w:lvl w:ilvl="2" w:tplc="0409001B" w:tentative="1">
+      <w:start w:val="1"/>
+      <w:numFmt w:val="lowerRoman"/>
+      <w:lvlText w:val="%3."/>
+      <w:lvlJc w:val="right"/>
+      <w:pPr>
+        <w:ind w:left="2160" w:hanging="180"/>
+      </w:pPr>
+    </w:lvl>
+    <w:lvl w:ilvl="3" w:tplc="0409000F" w:tentative="1">
+      <w:start w:val="1"/>
+      <w:numFmt w:val="decimal"/>
+      <w:lvlText w:val="%4."/>
+      <w:lvlJc w:val="left"/>
+      <w:pPr>
+        <w:ind w:left="2880" w:hanging="360"/>
+      </w:pPr>
+    </w:lvl>
+    <w:lvl w:ilvl="4" w:tplc="04090019" w:tentative="1">
+      <w:start w:val="1"/>
+      <w:numFmt w:val="lowerLetter"/>
+      <w:lvlText w:val="%5."/>
+      <w:lvlJc w:val="left"/>
+      <w:pPr>
+        <w:ind w:left="3600" w:hanging="360"/>
+      </w:pPr>
+    </w:lvl>
+    <w:lvl w:ilvl="5" w:tplc="0409001B" w:tentative="1">
+      <w:start w:val="1"/>
+      <w:numFmt w:val="lowerRoman"/>
+      <w:lvlText w:val="%6."/>
+      <w:lvlJc w:val="right"/>
+      <w:pPr>
+        <w:ind w:left="4320" w:hanging="180"/>
+      </w:pPr>
+    </w:lvl>
+    <w:lvl w:ilvl="6" w:tplc="0409000F" w:tentative="1">
+      <w:start w:val="1"/>
+      <w:numFmt w:val="decimal"/>
+      <w:lvlText w:val="%7."/>
+      <w:lvlJc w:val="left"/>
+      <w:pPr>
+        <w:ind w:left="5040" w:hanging="360"/>
+      </w:pPr>
+    </w:lvl>
+    <w:lvl w:ilvl="7" w:tplc="04090019" w:tentative="1">
+      <w:start w:val="1"/>
+      <w:numFmt w:val="lowerLetter"/>
+      <w:lvlText w:val="%8."/>
+      <w:lvlJc w:val="left"/>
+      <w:pPr>
+        <w:ind w:left="5760" w:hanging="360"/>
+      </w:pPr>
+    </w:lvl>
+    <w:lvl w:ilvl="8" w:tplc="0409001B" w:tentative="1">
+      <w:start w:val="1"/>
+      <w:numFmt w:val="lowerRoman"/>
+      <w:lvlText w:val="%9."/>
+      <w:lvlJc w:val="right"/>
+      <w:pPr>
+        <w:ind w:left="6480" w:hanging="180"/>
+      </w:pPr>
+    </w:lvl>
+  </w:abstractNum>
+  <w:abstractNum w:abstractNumId="5" w15:restartNumberingAfterBreak="0">
+    <w:nsid w:val="5D711068"/>
+    <w:multiLevelType w:val="hybridMultilevel"/>
+    <w:tmpl w:val="8ED4FAA6"/>
+    <w:lvl w:ilvl="0" w:tplc="0409000F">
+      <w:start w:val="1"/>
+      <w:numFmt w:val="decimal"/>
+      <w:lvlText w:val="%1."/>
+      <w:lvlJc w:val="left"/>
+      <w:pPr>
+        <w:ind w:left="720" w:hanging="360"/>
+      </w:pPr>
+      <w:rPr>
+        <w:rFonts w:hint="default"/>
+      </w:rPr>
+    </w:lvl>
+    <w:lvl w:ilvl="1" w:tplc="04090019" w:tentative="1">
+      <w:start w:val="1"/>
+      <w:numFmt w:val="lowerLetter"/>
+      <w:lvlText w:val="%2."/>
+      <w:lvlJc w:val="left"/>
+      <w:pPr>
+        <w:ind w:left="1440" w:hanging="360"/>
+      </w:pPr>
+    </w:lvl>
+    <w:lvl w:ilvl="2" w:tplc="0409001B" w:tentative="1">
+      <w:start w:val="1"/>
+      <w:numFmt w:val="lowerRoman"/>
+      <w:lvlText w:val="%3."/>
+      <w:lvlJc w:val="right"/>
+      <w:pPr>
+        <w:ind w:left="2160" w:hanging="180"/>
+      </w:pPr>
+    </w:lvl>
+    <w:lvl w:ilvl="3" w:tplc="0409000F" w:tentative="1">
+      <w:start w:val="1"/>
+      <w:numFmt w:val="decimal"/>
+      <w:lvlText w:val="%4."/>
+      <w:lvlJc w:val="left"/>
+      <w:pPr>
+        <w:ind w:left="2880" w:hanging="360"/>
+      </w:pPr>
+    </w:lvl>
+    <w:lvl w:ilvl="4" w:tplc="04090019" w:tentative="1">
+      <w:start w:val="1"/>
+      <w:numFmt w:val="lowerLetter"/>
+      <w:lvlText w:val="%5."/>
+      <w:lvlJc w:val="left"/>
+      <w:pPr>
+        <w:ind w:left="3600" w:hanging="360"/>
+      </w:pPr>
+    </w:lvl>
+    <w:lvl w:ilvl="5" w:tplc="0409001B" w:tentative="1">
+      <w:start w:val="1"/>
+      <w:numFmt w:val="lowerRoman"/>
+      <w:lvlText w:val="%6."/>
+      <w:lvlJc w:val="right"/>
+      <w:pPr>
+        <w:ind w:left="4320" w:hanging="180"/>
+      </w:pPr>
+    </w:lvl>
+    <w:lvl w:ilvl="6" w:tplc="0409000F" w:tentative="1">
+      <w:start w:val="1"/>
+      <w:numFmt w:val="decimal"/>
+      <w:lvlText w:val="%7."/>
+      <w:lvlJc w:val="left"/>
+      <w:pPr>
+        <w:ind w:left="5040" w:hanging="360"/>
+      </w:pPr>
+    </w:lvl>
+    <w:lvl w:ilvl="7" w:tplc="04090019" w:tentative="1">
+      <w:start w:val="1"/>
+      <w:numFmt w:val="lowerLetter"/>
+      <w:lvlText w:val="%8."/>
+      <w:lvlJc w:val="left"/>
+      <w:pPr>
+        <w:ind w:left="5760" w:hanging="360"/>
+      </w:pPr>
+    </w:lvl>
+    <w:lvl w:ilvl="8" w:tplc="0409001B" w:tentative="1">
+      <w:start w:val="1"/>
+      <w:numFmt w:val="lowerRoman"/>
+      <w:lvlText w:val="%9."/>
+      <w:lvlJc w:val="right"/>
+      <w:pPr>
+        <w:ind w:left="6480" w:hanging="180"/>
+      </w:pPr>
+    </w:lvl>
+  </w:abstractNum>
+  <w:abstractNum w:abstractNumId="6" w15:restartNumberingAfterBreak="0">
     <w:nsid w:val="7C3148B1"/>
     <w:multiLevelType w:val="multilevel"/>
     <w:tmpl w:val="1C6825BC"/>
@@ -3927,13 +4898,25 @@
     </w:lvl>
   </w:abstractNum>
   <w:num w:numId="1" w16cid:durableId="114636893">
-    <w:abstractNumId w:val="2"/>
+    <w:abstractNumId w:val="6"/>
   </w:num>
   <w:num w:numId="2" w16cid:durableId="273443585">
     <w:abstractNumId w:val="0"/>
   </w:num>
   <w:num w:numId="3" w16cid:durableId="1769307263">
+    <w:abstractNumId w:val="3"/>
+  </w:num>
+  <w:num w:numId="4" w16cid:durableId="1355181975">
     <w:abstractNumId w:val="1"/>
+  </w:num>
+  <w:num w:numId="5" w16cid:durableId="1128889694">
+    <w:abstractNumId w:val="5"/>
+  </w:num>
+  <w:num w:numId="6" w16cid:durableId="119032541">
+    <w:abstractNumId w:val="4"/>
+  </w:num>
+  <w:num w:numId="7" w16cid:durableId="2137872459">
+    <w:abstractNumId w:val="2"/>
   </w:num>
 </w:numbering>
 </file>
